--- a/assets/downloads/GUIDE-LLM.docx
+++ b/assets/downloads/GUIDE-LLM.docx
@@ -291,14 +291,14 @@
                 <w:szCs w:val="18"/>
                 <w:rtl w:val="0"/>
               </w:rPr>
-              <w:t xml:space="preserve"> were used in the study. This may include one or several stages of the research workflow, depending on the project’s design and aims. The following examples illustrate common categories:</w:t>
+              <w:t xml:space="preserve"> were used in the study. This may include one or multiple stages of the research workflow, depending on the project’s design and aims. The following examples illustrate common use cases:</w:t>
             </w:r>
           </w:p>
           <w:p>
             <w:pPr>
               <w:numPr>
                 <w:ilvl w:val="0"/>
-                <w:numId w:val="1"/>
+                <w:numId w:val="2"/>
               </w:numPr>
               <w:spacing w:after="0" w:before="0" w:lineRule="auto"/>
               <w:ind w:left="425.19685039370086" w:hanging="283.464566929134"/>
@@ -333,7 +333,7 @@
             <w:pPr>
               <w:numPr>
                 <w:ilvl w:val="0"/>
-                <w:numId w:val="1"/>
+                <w:numId w:val="2"/>
               </w:numPr>
               <w:spacing w:after="0" w:before="0" w:lineRule="auto"/>
               <w:ind w:left="425.19685039370086" w:hanging="283.464566929134"/>
@@ -361,14 +361,14 @@
                 <w:szCs w:val="18"/>
                 <w:rtl w:val="0"/>
               </w:rPr>
-              <w:t xml:space="preserve"> (e.g., transcription, translation, or data extraction).</w:t>
+              <w:t xml:space="preserve"> (e.g., transcription, translation, data extraction, or data cleaning).</w:t>
             </w:r>
           </w:p>
           <w:p>
             <w:pPr>
               <w:numPr>
                 <w:ilvl w:val="0"/>
-                <w:numId w:val="1"/>
+                <w:numId w:val="2"/>
               </w:numPr>
               <w:spacing w:after="0" w:before="0" w:lineRule="auto"/>
               <w:ind w:left="425.19685039370086" w:hanging="283.464566929134"/>
@@ -396,14 +396,14 @@
                 <w:szCs w:val="18"/>
                 <w:rtl w:val="0"/>
               </w:rPr>
-              <w:t xml:space="preserve">(e.g., data labeling, summarization, pattern detection, or code writing).</w:t>
+              <w:t xml:space="preserve">(e.g., data labeling, summarization, pattern detection, statistical analysis, or code generation).</w:t>
             </w:r>
           </w:p>
           <w:p>
             <w:pPr>
               <w:numPr>
                 <w:ilvl w:val="0"/>
-                <w:numId w:val="1"/>
+                <w:numId w:val="2"/>
               </w:numPr>
               <w:spacing w:after="0" w:before="0" w:lineRule="auto"/>
               <w:ind w:left="425.19685039370086" w:hanging="283.464566929134"/>
@@ -438,7 +438,7 @@
             <w:pPr>
               <w:numPr>
                 <w:ilvl w:val="0"/>
-                <w:numId w:val="1"/>
+                <w:numId w:val="2"/>
               </w:numPr>
               <w:spacing w:after="0" w:before="0" w:lineRule="auto"/>
               <w:ind w:left="425.19685039370086" w:hanging="283.464566929134"/>
@@ -457,23 +457,58 @@
                 <w:szCs w:val="18"/>
                 <w:rtl w:val="0"/>
               </w:rPr>
-              <w:t xml:space="preserve">Participant-facing settings</w:t>
-            </w:r>
-            <w:r>
-              <w:rPr>
-                <w:color w:val="999999"/>
-                <w:sz w:val="18"/>
-                <w:szCs w:val="18"/>
-                <w:rtl w:val="0"/>
-              </w:rPr>
-              <w:t xml:space="preserve"> (e.g., LLM used as an intervention, studying human interactions with LLM chatbots).</w:t>
+              <w:t xml:space="preserve">LLM as an evaluator</w:t>
+            </w:r>
+            <w:r>
+              <w:rPr>
+                <w:color w:val="999999"/>
+                <w:sz w:val="18"/>
+                <w:szCs w:val="18"/>
+                <w:rtl w:val="0"/>
+              </w:rPr>
+              <w:t xml:space="preserve"> (e.g., evaluating model output, assessing the quality of human labeling/annotation) </w:t>
             </w:r>
           </w:p>
           <w:p>
             <w:pPr>
               <w:numPr>
                 <w:ilvl w:val="0"/>
-                <w:numId w:val="1"/>
+                <w:numId w:val="2"/>
+              </w:numPr>
+              <w:spacing w:after="0" w:before="0" w:lineRule="auto"/>
+              <w:ind w:left="425.19685039370086" w:hanging="283.464566929134"/>
+              <w:rPr>
+                <w:color w:val="999999"/>
+                <w:sz w:val="18"/>
+                <w:szCs w:val="18"/>
+              </w:rPr>
+            </w:pPr>
+            <w:r>
+              <w:rPr>
+                <w:b w:val="1"/>
+                <w:bCs w:val="1"/>
+                <w:color w:val="999999"/>
+                <w:sz w:val="18"/>
+                <w:szCs w:val="18"/>
+                <w:rtl w:val="0"/>
+              </w:rPr>
+              <w:t xml:space="preserve">Participant-facing settings</w:t>
+            </w:r>
+            <w:r>
+              <w:rPr>
+                <w:color w:val="999999"/>
+                <w:sz w:val="18"/>
+                <w:szCs w:val="18"/>
+                <w:rtl w:val="0"/>
+              </w:rPr>
+              <w:t xml:space="preserve"> (e.g., LLM used as an intervention, studying human interactions with LLM chatbots).</w:t>
+            </w:r>
+          </w:p>
+          <w:p>
+            <w:pPr>
+              <w:numPr>
+                <w:ilvl w:val="0"/>
+                <w:numId w:val="2"/>
               </w:numPr>
               <w:spacing w:after="0" w:before="0" w:lineRule="auto"/>
               <w:ind w:left="425.19685039370086" w:hanging="283.464566929134"/>
@@ -626,7 +661,25 @@
                 <w:szCs w:val="18"/>
                 <w:rtl w:val="0"/>
               </w:rPr>
-              <w:t xml:space="preserve"> Indicate how much human oversight was involved. For example, was each LLM output reviewed or edited by a person, or was it used automatically? For participant-facing tasks, state whether humans checked outputs before showing them to participants or whether participants interacted with the LLM directly. Specify who provided oversight (e.g., student assistant, expert, PI). </w:t>
+              <w:t xml:space="preserve"> Indicate how much human oversight was involved. </w:t>
+            </w:r>
+            <w:r>
+              <w:rPr>
+                <w:color w:val="999999"/>
+                <w:sz w:val="18"/>
+                <w:szCs w:val="18"/>
+                <w:rtl w:val="0"/>
+              </w:rPr>
+              <w:t xml:space="preserve">Specify whether each output was reviewed, edited, or approved by a person, or whether outputs were used automatically without supervision.</w:t>
+            </w:r>
+            <w:r>
+              <w:rPr>
+                <w:color w:val="999999"/>
+                <w:sz w:val="18"/>
+                <w:szCs w:val="18"/>
+                <w:rtl w:val="0"/>
+              </w:rPr>
+              <w:t xml:space="preserve"> For participant-facing tasks, state whether humans checked outputs before showing them to participants or whether participants interacted with the LLM directly. Specify who provided oversight (e.g., student assistant, expert, PI). </w:t>
             </w:r>
             <w:r>
               <w:rPr>
@@ -729,6 +782,7 @@
           </w:tcPr>
           <w:p>
             <w:pPr>
+              <w:keepNext w:val="1"/>
               <w:spacing w:after="0" w:before="0" w:line="240" w:lineRule="auto"/>
               <w:rPr>
                 <w:b w:val="1"/>
@@ -768,6 +822,7 @@
           </w:tcPr>
           <w:p>
             <w:pPr>
+              <w:keepNext w:val="1"/>
               <w:spacing w:after="0" w:before="0" w:line="240" w:lineRule="auto"/>
               <w:rPr>
                 <w:b w:val="1"/>
@@ -893,7 +948,34 @@
                 <w:szCs w:val="18"/>
                 <w:rtl w:val="0"/>
               </w:rPr>
-              <w:t xml:space="preserve"> For locally deployable models, please also enter a source link (e.g., the URL to the HuggingFace page). If you tested multiple models, it is encouraged to name them and briefly explain which one you used in the final study and why.</w:t>
+              <w:t xml:space="preserve"> For locally deployable models, please also enter a source link (e.g., the URL to the HuggingFace page). If multiple models were tested, it is encouraged to name them and briefly explain which one was used in the final study and why. </w:t>
+            </w:r>
+            <w:r>
+              <w:rPr>
+                <w:color w:val="999999"/>
+                <w:sz w:val="18"/>
+                <w:szCs w:val="18"/>
+                <w:rtl w:val="0"/>
+              </w:rPr>
+              <w:t xml:space="preserve">When multiple models </w:t>
+            </w:r>
+            <w:r>
+              <w:rPr>
+                <w:color w:val="999999"/>
+                <w:sz w:val="18"/>
+                <w:szCs w:val="18"/>
+                <w:rtl w:val="0"/>
+              </w:rPr>
+              <w:t xml:space="preserve">served</w:t>
+            </w:r>
+            <w:r>
+              <w:rPr>
+                <w:color w:val="999999"/>
+                <w:sz w:val="18"/>
+                <w:szCs w:val="18"/>
+                <w:rtl w:val="0"/>
+              </w:rPr>
+              <w:t xml:space="preserve"> different purposes, specify their respective roles, consistent with your response to Item A.1.</w:t>
             </w:r>
             <w:r>
               <w:rPr>
@@ -1159,14 +1241,14 @@
                 <w:szCs w:val="18"/>
                 <w:rtl w:val="0"/>
               </w:rPr>
-              <w:t xml:space="preserve"> List any configuration settings that affect outputs, such as:</w:t>
+              <w:t xml:space="preserve"> List any configuration settings that may affect outputs, such as:</w:t>
             </w:r>
           </w:p>
           <w:p>
             <w:pPr>
               <w:numPr>
                 <w:ilvl w:val="0"/>
-                <w:numId w:val="2"/>
+                <w:numId w:val="3"/>
               </w:numPr>
               <w:spacing w:after="0" w:before="0" w:lineRule="auto"/>
               <w:ind w:left="425.19685039370086" w:hanging="283.464566929134"/>
@@ -1194,14 +1276,14 @@
                 <w:szCs w:val="18"/>
                 <w:rtl w:val="0"/>
               </w:rPr>
-              <w:t xml:space="preserve">(which controls model randomness)</w:t>
+              <w:t xml:space="preserve">(which controls randomness of the model’s output)</w:t>
             </w:r>
           </w:p>
           <w:p>
             <w:pPr>
               <w:numPr>
                 <w:ilvl w:val="0"/>
-                <w:numId w:val="2"/>
+                <w:numId w:val="3"/>
               </w:numPr>
               <w:spacing w:after="0" w:before="0" w:lineRule="auto"/>
               <w:ind w:left="425.19685039370086" w:hanging="283.464566929134"/>
@@ -1220,6 +1302,26 @@
                 <w:szCs w:val="18"/>
                 <w:rtl w:val="0"/>
               </w:rPr>
+              <w:t xml:space="preserve">Sampling parameters </w:t>
+            </w:r>
+            <w:r>
+              <w:rPr>
+                <w:color w:val="999999"/>
+                <w:sz w:val="18"/>
+                <w:szCs w:val="18"/>
+                <w:rtl w:val="0"/>
+              </w:rPr>
+              <w:t xml:space="preserve">such as </w:t>
+            </w:r>
+            <w:r>
+              <w:rPr>
+                <w:b w:val="1"/>
+                <w:bCs w:val="1"/>
+                <w:color w:val="999999"/>
+                <w:sz w:val="18"/>
+                <w:szCs w:val="18"/>
+                <w:rtl w:val="0"/>
+              </w:rPr>
               <w:t xml:space="preserve">top_k,</w:t>
             </w:r>
             <w:r>
@@ -1249,34 +1351,32 @@
                 <w:szCs w:val="18"/>
                 <w:rtl w:val="0"/>
               </w:rPr>
-              <w:t xml:space="preserve"> (which controls sampling so that, e.g., only the </w:t>
-            </w:r>
-            <w:r>
-              <w:rPr>
-                <w:i w:val="1"/>
-                <w:iCs w:val="1"/>
-                <w:color w:val="999999"/>
-                <w:sz w:val="18"/>
-                <w:szCs w:val="18"/>
-                <w:rtl w:val="0"/>
-              </w:rPr>
-              <w:t xml:space="preserve">k</w:t>
-            </w:r>
-            <w:r>
-              <w:rPr>
-                <w:color w:val="999999"/>
-                <w:sz w:val="18"/>
-                <w:szCs w:val="18"/>
-                <w:rtl w:val="0"/>
-              </w:rPr>
-              <w:t xml:space="preserve"> most probable tokens are considered, or to enforce a length limit)</w:t>
+              <w:t xml:space="preserve"> (which </w:t>
+            </w:r>
+            <w:r>
+              <w:rPr>
+                <w:color w:val="999999"/>
+                <w:sz w:val="18"/>
+                <w:szCs w:val="18"/>
+                <w:rtl w:val="0"/>
+              </w:rPr>
+              <w:t xml:space="preserve">limit the candidate token set or enforce length constraints</w:t>
+            </w:r>
+            <w:r>
+              <w:rPr>
+                <w:color w:val="999999"/>
+                <w:sz w:val="18"/>
+                <w:szCs w:val="18"/>
+                <w:rtl w:val="0"/>
+              </w:rPr>
+              <w:t xml:space="preserve">)</w:t>
             </w:r>
           </w:p>
           <w:p>
             <w:pPr>
               <w:numPr>
                 <w:ilvl w:val="0"/>
-                <w:numId w:val="2"/>
+                <w:numId w:val="3"/>
               </w:numPr>
               <w:spacing w:after="0" w:before="0" w:lineRule="auto"/>
               <w:ind w:left="425.19685039370086" w:hanging="283.464566929134"/>
@@ -1293,18 +1393,18 @@
                 <w:szCs w:val="18"/>
                 <w:rtl w:val="0"/>
               </w:rPr>
-              <w:t xml:space="preserve">Certain </w:t>
-            </w:r>
-            <w:r>
-              <w:rPr>
-                <w:b w:val="1"/>
-                <w:bCs w:val="1"/>
-                <w:color w:val="999999"/>
-                <w:sz w:val="18"/>
-                <w:szCs w:val="18"/>
-                <w:rtl w:val="0"/>
-              </w:rPr>
-              <w:t xml:space="preserve">penalties </w:t>
+              <w:t xml:space="preserve">P</w:t>
+            </w:r>
+            <w:r>
+              <w:rPr>
+                <w:b w:val="1"/>
+                <w:bCs w:val="1"/>
+                <w:color w:val="999999"/>
+                <w:sz w:val="18"/>
+                <w:szCs w:val="18"/>
+                <w:rtl w:val="0"/>
+              </w:rPr>
+              <w:t xml:space="preserve">enalties </w:t>
             </w:r>
             <w:r>
               <w:rPr>
@@ -1320,7 +1420,7 @@
             <w:pPr>
               <w:numPr>
                 <w:ilvl w:val="0"/>
-                <w:numId w:val="2"/>
+                <w:numId w:val="3"/>
               </w:numPr>
               <w:spacing w:after="0" w:before="0" w:lineRule="auto"/>
               <w:ind w:left="425.19685039370086" w:hanging="283.464566929134"/>
@@ -1348,14 +1448,14 @@
                 <w:szCs w:val="18"/>
                 <w:rtl w:val="0"/>
               </w:rPr>
-              <w:t xml:space="preserve">(which halt generation when such a top sequence is produced, such as, e.g., ["\n\n", "END"]).</w:t>
+              <w:t xml:space="preserve">(which halt generation when such a specified sequence is produced; e.g., ["\n\n", "END"]).</w:t>
             </w:r>
           </w:p>
           <w:p>
             <w:pPr>
               <w:numPr>
                 <w:ilvl w:val="0"/>
-                <w:numId w:val="2"/>
+                <w:numId w:val="3"/>
               </w:numPr>
               <w:spacing w:after="0" w:before="0" w:lineRule="auto"/>
               <w:ind w:left="425.19685039370086" w:hanging="283.464566929134"/>
@@ -1383,14 +1483,14 @@
                 <w:szCs w:val="18"/>
                 <w:rtl w:val="0"/>
               </w:rPr>
-              <w:t xml:space="preserve"> (which is often used to capture variance in outputs across repeated generations)</w:t>
+              <w:t xml:space="preserve"> (which is often used to capture variability in outputs across repeated generations)</w:t>
             </w:r>
           </w:p>
           <w:p>
             <w:pPr>
               <w:numPr>
                 <w:ilvl w:val="0"/>
-                <w:numId w:val="2"/>
+                <w:numId w:val="3"/>
               </w:numPr>
               <w:spacing w:after="0" w:before="0" w:lineRule="auto"/>
               <w:ind w:left="425.19685039370086" w:hanging="283.464566929134"/>
@@ -1426,7 +1526,7 @@
             <w:pPr>
               <w:numPr>
                 <w:ilvl w:val="0"/>
-                <w:numId w:val="2"/>
+                <w:numId w:val="3"/>
               </w:numPr>
               <w:spacing w:after="0" w:before="0" w:lineRule="auto"/>
               <w:ind w:left="425.19685039370086" w:hanging="283.464566929134"/>
@@ -1455,7 +1555,27 @@
                 <w:szCs w:val="18"/>
                 <w:rtl w:val="0"/>
               </w:rPr>
-              <w:t xml:space="preserve">-related settings, such as whether a specific structured reasoning is enabled, the specified reasoning effort level (e.g., low/medium/high or numerical settings that influence the depth of the reasoning), and any compute or inference budget constraints tied to the chosen reasoning mode</w:t>
+              <w:t xml:space="preserve">-</w:t>
+            </w:r>
+            <w:r>
+              <w:rPr>
+                <w:b w:val="1"/>
+                <w:bCs w:val="1"/>
+                <w:color w:val="999999"/>
+                <w:sz w:val="18"/>
+                <w:szCs w:val="18"/>
+                <w:rtl w:val="0"/>
+              </w:rPr>
+              <w:t xml:space="preserve">related settings</w:t>
+            </w:r>
+            <w:r>
+              <w:rPr>
+                <w:color w:val="999999"/>
+                <w:sz w:val="18"/>
+                <w:szCs w:val="18"/>
+                <w:rtl w:val="0"/>
+              </w:rPr>
+              <w:t xml:space="preserve">, such as whether a specific structured reasoning was enabled, the specified reasoning effort level (e.g., low/medium/high or numerical settings that influence the depth of the reasoning), and any compute or inference budget constraints tied to the chosen reasoning mode</w:t>
             </w:r>
           </w:p>
         </w:tc>
@@ -1563,7 +1683,275 @@
                 <w:szCs w:val="18"/>
                 <w:rtl w:val="0"/>
               </w:rPr>
-              <w:t xml:space="preserve"> Check and describe any modifications or extended capabilities your setup used. Examples: fine-tuning (e.g., via LoRA; Low-Rank Adaptation) is used to adapt a pretrained model to domain materials; retrieval-augmentation generation (RAG) is a technique in which the model retrieves relevant information from external sources (e.g., databases). Here, web search refers to whether the LLM could retrieve other information from the web; automated prompt optimization refers to certain wrappers (e.g., DSPy) that treat prompts as a trainable parameter; agentic workflows refer to multi-step reasoning or delegated actions that go beyond simple tool/function calling. (e.g., via LangChain, AutoGPT, CrewAI). For post-training, describe any custom refinement processes applied to the LLMs, including alignment methods or model-level optimization techniques used to adjust behavior after pretraining (e.g., reinforcement learning from human feedback (RLHF), direct preference optimization (DPO)). Here, the goal is to specify any added customizations and any provider-specific characteristics that meaningfully shape system behavior in order to enable others to understand and accurately reproduce your setup.</w:t>
+              <w:t xml:space="preserve"> Check and describe any modifications or extended capabilities </w:t>
+            </w:r>
+            <w:r>
+              <w:rPr>
+                <w:color w:val="999999"/>
+                <w:sz w:val="18"/>
+                <w:szCs w:val="18"/>
+                <w:rtl w:val="0"/>
+              </w:rPr>
+              <w:t xml:space="preserve">incorporated into your LLM setup beyond standard inference. This includes, but is not limited to:</w:t>
+            </w:r>
+          </w:p>
+          <w:p>
+            <w:pPr>
+              <w:numPr>
+                <w:ilvl w:val="0"/>
+                <w:numId w:val="1"/>
+              </w:numPr>
+              <w:spacing w:after="0" w:before="0" w:lineRule="auto"/>
+              <w:ind w:left="432" w:hanging="288.00000000000006"/>
+              <w:rPr>
+                <w:color w:val="999999"/>
+                <w:sz w:val="18"/>
+                <w:szCs w:val="18"/>
+                <w:u w:val="none"/>
+              </w:rPr>
+            </w:pPr>
+            <w:r>
+              <w:rPr>
+                <w:b w:val="1"/>
+                <w:bCs w:val="1"/>
+                <w:color w:val="999999"/>
+                <w:sz w:val="18"/>
+                <w:szCs w:val="18"/>
+                <w:rtl w:val="0"/>
+              </w:rPr>
+              <w:t xml:space="preserve">Fine-tuning</w:t>
+            </w:r>
+            <w:r>
+              <w:rPr>
+                <w:color w:val="999999"/>
+                <w:sz w:val="18"/>
+                <w:szCs w:val="18"/>
+                <w:rtl w:val="0"/>
+              </w:rPr>
+              <w:t xml:space="preserve"> (e.g., via LoRA; Low-Rank Adaptation) used to adapt a pretrained model to domain-specific data.</w:t>
+            </w:r>
+          </w:p>
+          <w:p>
+            <w:pPr>
+              <w:numPr>
+                <w:ilvl w:val="0"/>
+                <w:numId w:val="1"/>
+              </w:numPr>
+              <w:spacing w:after="0" w:before="0" w:lineRule="auto"/>
+              <w:ind w:left="432" w:hanging="288.00000000000006"/>
+              <w:rPr>
+                <w:color w:val="999999"/>
+                <w:sz w:val="18"/>
+                <w:szCs w:val="18"/>
+                <w:u w:val="none"/>
+              </w:rPr>
+            </w:pPr>
+            <w:r>
+              <w:rPr>
+                <w:b w:val="1"/>
+                <w:bCs w:val="1"/>
+                <w:color w:val="999999"/>
+                <w:sz w:val="18"/>
+                <w:szCs w:val="18"/>
+                <w:rtl w:val="0"/>
+              </w:rPr>
+              <w:t xml:space="preserve">Retrieval-augmentation generation (RAG), where </w:t>
+            </w:r>
+            <w:r>
+              <w:rPr>
+                <w:color w:val="999999"/>
+                <w:sz w:val="18"/>
+                <w:szCs w:val="18"/>
+                <w:rtl w:val="0"/>
+              </w:rPr>
+              <w:t xml:space="preserve">the model retrieves relevant information from external sources (e.g., databases or document collections) during inference. </w:t>
+            </w:r>
+          </w:p>
+          <w:p>
+            <w:pPr>
+              <w:numPr>
+                <w:ilvl w:val="0"/>
+                <w:numId w:val="1"/>
+              </w:numPr>
+              <w:spacing w:after="0" w:before="0" w:lineRule="auto"/>
+              <w:ind w:left="432" w:hanging="288.00000000000006"/>
+              <w:rPr>
+                <w:color w:val="999999"/>
+                <w:sz w:val="18"/>
+                <w:szCs w:val="18"/>
+                <w:u w:val="none"/>
+              </w:rPr>
+            </w:pPr>
+            <w:r>
+              <w:rPr>
+                <w:b w:val="1"/>
+                <w:bCs w:val="1"/>
+                <w:color w:val="999999"/>
+                <w:sz w:val="18"/>
+                <w:szCs w:val="18"/>
+                <w:rtl w:val="0"/>
+              </w:rPr>
+              <w:t xml:space="preserve">Automated prompt optimization</w:t>
+            </w:r>
+            <w:r>
+              <w:rPr>
+                <w:color w:val="999999"/>
+                <w:sz w:val="18"/>
+                <w:szCs w:val="18"/>
+                <w:rtl w:val="0"/>
+              </w:rPr>
+              <w:t xml:space="preserve"> (e.g., DSPy) that treat prompts as trainable parameters.</w:t>
+            </w:r>
+            <w:r>
+              <w:rPr>
+                <w:rtl w:val="0"/>
+              </w:rPr>
+            </w:r>
+          </w:p>
+          <w:p>
+            <w:pPr>
+              <w:numPr>
+                <w:ilvl w:val="0"/>
+                <w:numId w:val="1"/>
+              </w:numPr>
+              <w:spacing w:after="0" w:before="0" w:lineRule="auto"/>
+              <w:ind w:left="432" w:hanging="288.00000000000006"/>
+              <w:rPr>
+                <w:color w:val="999999"/>
+                <w:sz w:val="18"/>
+                <w:szCs w:val="18"/>
+                <w:u w:val="none"/>
+              </w:rPr>
+            </w:pPr>
+            <w:r>
+              <w:rPr>
+                <w:b w:val="1"/>
+                <w:bCs w:val="1"/>
+                <w:color w:val="999999"/>
+                <w:sz w:val="18"/>
+                <w:szCs w:val="18"/>
+                <w:rtl w:val="0"/>
+              </w:rPr>
+              <w:t xml:space="preserve">Web search integration</w:t>
+            </w:r>
+            <w:r>
+              <w:rPr>
+                <w:color w:val="999999"/>
+                <w:sz w:val="18"/>
+                <w:szCs w:val="18"/>
+                <w:rtl w:val="0"/>
+              </w:rPr>
+              <w:t xml:space="preserve">, </w:t>
+            </w:r>
+            <w:r>
+              <w:rPr>
+                <w:color w:val="999999"/>
+                <w:sz w:val="18"/>
+                <w:szCs w:val="18"/>
+                <w:rtl w:val="0"/>
+              </w:rPr>
+              <w:t xml:space="preserve">indicating whether the LLM was able to access and retrieve information from the Internet.</w:t>
+            </w:r>
+          </w:p>
+          <w:p>
+            <w:pPr>
+              <w:numPr>
+                <w:ilvl w:val="0"/>
+                <w:numId w:val="1"/>
+              </w:numPr>
+              <w:spacing w:after="0" w:before="0" w:lineRule="auto"/>
+              <w:ind w:left="432" w:hanging="288.00000000000006"/>
+              <w:rPr>
+                <w:color w:val="999999"/>
+                <w:sz w:val="18"/>
+                <w:szCs w:val="18"/>
+                <w:u w:val="none"/>
+              </w:rPr>
+            </w:pPr>
+            <w:r>
+              <w:rPr>
+                <w:b w:val="1"/>
+                <w:bCs w:val="1"/>
+                <w:color w:val="999999"/>
+                <w:sz w:val="18"/>
+                <w:szCs w:val="18"/>
+                <w:rtl w:val="0"/>
+              </w:rPr>
+              <w:t xml:space="preserve">Agentic workflows</w:t>
+            </w:r>
+            <w:r>
+              <w:rPr>
+                <w:color w:val="999999"/>
+                <w:sz w:val="18"/>
+                <w:szCs w:val="18"/>
+                <w:rtl w:val="0"/>
+              </w:rPr>
+              <w:t xml:space="preserve">, including multi-step reasoning processes or delegated actions such as tool/function calling (e.g., via LangChain, AutoGPT, CrewAI)</w:t>
+            </w:r>
+            <w:r>
+              <w:rPr>
+                <w:color w:val="999999"/>
+                <w:sz w:val="18"/>
+                <w:szCs w:val="18"/>
+                <w:rtl w:val="0"/>
+              </w:rPr>
+              <w:t xml:space="preserve">. </w:t>
+            </w:r>
+          </w:p>
+          <w:p>
+            <w:pPr>
+              <w:numPr>
+                <w:ilvl w:val="0"/>
+                <w:numId w:val="1"/>
+              </w:numPr>
+              <w:spacing w:after="0" w:before="0" w:lineRule="auto"/>
+              <w:ind w:left="432" w:hanging="288.00000000000006"/>
+              <w:rPr>
+                <w:color w:val="999999"/>
+                <w:sz w:val="18"/>
+                <w:szCs w:val="18"/>
+                <w:u w:val="none"/>
+              </w:rPr>
+            </w:pPr>
+            <w:r>
+              <w:rPr>
+                <w:b w:val="1"/>
+                <w:bCs w:val="1"/>
+                <w:color w:val="999999"/>
+                <w:sz w:val="18"/>
+                <w:szCs w:val="18"/>
+                <w:rtl w:val="0"/>
+              </w:rPr>
+              <w:t xml:space="preserve">Post-training refinements</w:t>
+            </w:r>
+            <w:r>
+              <w:rPr>
+                <w:color w:val="999999"/>
+                <w:sz w:val="18"/>
+                <w:szCs w:val="18"/>
+                <w:rtl w:val="0"/>
+              </w:rPr>
+              <w:t xml:space="preserve">, including alignment or optimization techniques used to adjust model behavior after pretraining (e.g., reinforcement learning from human feedback (RLHF), direct preference optimization (DPO)). </w:t>
+            </w:r>
+          </w:p>
+          <w:p>
+            <w:pPr>
+              <w:spacing w:after="0" w:before="0" w:lineRule="auto"/>
+              <w:ind w:left="0" w:firstLine="0"/>
+              <w:rPr>
+                <w:color w:val="999999"/>
+                <w:sz w:val="18"/>
+                <w:szCs w:val="18"/>
+              </w:rPr>
+            </w:pPr>
+            <w:r>
+              <w:rPr>
+                <w:color w:val="999999"/>
+                <w:sz w:val="18"/>
+                <w:szCs w:val="18"/>
+                <w:rtl w:val="0"/>
+              </w:rPr>
+              <w:t xml:space="preserve">The goal is to specify any added customizations or provider-specific features that meaningfully shape system behavior in order to enable others to understand and accurately reproduce your setup.</w:t>
             </w:r>
           </w:p>
         </w:tc>
@@ -2093,7 +2481,7 @@
                 <w:szCs w:val="18"/>
                 <w:rtl w:val="0"/>
               </w:rPr>
-              <w:t xml:space="preserve">text of prompts you used, including in-context examples or demonstrations provided to the LLM. Even small wording changes, formatting, or ordering of examples can substantially affect outputs. If full prompts cannot be shared (e.g., due to privacy or length), include a redacted or representative example or link to the full prompt in a repository (e.g., OSF, GitHub). </w:t>
+              <w:t xml:space="preserve">text of prompts you used, including in-context examples or demonstrations provided to the LLM. Even small wording changes, formatting, or ordering of examples can substantially affect outputs. If full prompts cannot be shared (e.g., due to privacy or length), include a redacted or representative example or link to the full prompt in a repository (e.g., OSF, GitHub). If prompts were iteratively refined during the study, document the nature and extent of these refinements, including whether changes were pre-specified or made in response to interim outputs, to ensure transparency regarding potential optimization or selective reporting.</w:t>
             </w:r>
             <w:r>
               <w:rPr>
@@ -2733,7 +3121,7 @@
                 <w:szCs w:val="18"/>
                 <w:rtl w:val="0"/>
               </w:rPr>
-              <w:t xml:space="preserve"> Describe whether and how human reviewers examined the model’s outputs, and the degree of independence they had in doing so. Specify the reviewers’ roles (e.g., domain experts, research assistants, subject-matter specialists) and relevant expertise, as well as how many reviewers participated and how their work was organized. Indicate whether outputs were independently annotated, double-checked by multiple reviewers, or merely approved or edited post-hoc by a lead author or investigator.</w:t>
+              <w:t xml:space="preserve"> If relevant, describe whether and how human reviewers examined the model’s outputs, and the degree of independence they had in doing so. Specify the reviewers’ roles (e.g., domain experts, research assistants, subject-matter specialists) and relevant expertise, as well as how many reviewers participated and how their work was organized. Indicate whether outputs were independently annotated, double-checked by multiple reviewers, or merely approved or edited post-hoc by a lead author or investigator.</w:t>
             </w:r>
           </w:p>
           <w:p>
@@ -2752,7 +3140,7 @@
                 <w:szCs w:val="18"/>
                 <w:rtl w:val="0"/>
               </w:rPr>
-              <w:t xml:space="preserve">Clarify what dimensions of performance were examined. These may include known performance metrics from ML/AI such as accuracy or other metrics like citation correctness, hallucination detection, agreement or inter-rater reliability. State whether qualitative judgments, quantitative metrics, or both were used. If outcome assessment required subjective interpretation, describe assessor qualifications, instructions provided, relevant demographics, and any inter-assessor agreement measures.</w:t>
+              <w:t xml:space="preserve">Clarify what dimensions of performance were examined. These may include known performance metrics from ML/AI such as accuracy or other metrics like citation correctness, hallucination detection, agreement or inter-rater reliability. State whether qualitative judgments, quantitative metrics, or both were used. If outcome assessment required subjective interpretation, describe assessor qualifications, instructions provided, and relevant demographics.</w:t>
             </w:r>
           </w:p>
           <w:p>
@@ -2939,7 +3327,7 @@
                 <w:szCs w:val="18"/>
                 <w:rtl w:val="0"/>
               </w:rPr>
-              <w:t xml:space="preserve"> Describe any steps you took to clean or reformat LLM outputs (e.g., converting “positive/neutral/negative” to numeric codes, handling missing values, removing malformed entries). State how you handled inconsistent or unusable outputs and whether corrections were made with an automated script or manually. For example, when generating quantitative estimates (e.g., word counts, probabilities, or durations), the model may return values embedded in free text (e.g., “3.5 seconds”) that require parsing and conversion into standardized numerical units. Post-processing steps should be described clearly, including how formatting errors, null responses, or inconsistent output structures were handled, whether automated scripts or manual corrections were used, and whether any data were excluded or reinterpreted as a result. </w:t>
+              <w:t xml:space="preserve"> Describe any steps you took to clean or reformat LLM outputs (e.g., converting “positive/neutral/negative” to numeric codes, handling missing values, removing malformed entries). State how you handled inconsistent or unusable outputs and whether corrections were made with an automated script or manually. For example, when generating quantitative estimates (e.g., word counts, probabilities, or durations), the model may return values embedded in free text (e.g., “3.5 seconds”) that require parsing and conversion into standardized numerical units. Post-processing steps should be described clearly, including how formatting errors, null responses, or inconsistent output structures were handled, whether automated scripts or manual corrections were used, and whether any data were excluded or reinterpreted as a result. Report how outputs were selected, extracted, or consolidated when multiple generations were produced.</w:t>
             </w:r>
           </w:p>
         </w:tc>
@@ -3678,7 +4066,12 @@
               <w:rPr>
                 <w:rtl w:val="0"/>
               </w:rPr>
-              <w:t xml:space="preserve">Justification for the LLM choice along the following dimensions:</w:t>
+              <w:t xml:space="preserve">Justification for the specific LLM choice along the following dimensions:</w:t>
+            </w:r>
+            <w:r>
+              <w:rPr>
+                <w:rtl w:val="0"/>
+              </w:rPr>
             </w:r>
           </w:p>
           <w:p>
@@ -3708,14 +4101,14 @@
                 <w:szCs w:val="18"/>
                 <w:rtl w:val="0"/>
               </w:rPr>
-              <w:t xml:space="preserve"> Briefly explain why you chose this model for your study and thereby explain why the selected model is suited to the research needs. Consider: </w:t>
+              <w:t xml:space="preserve"> Briefly explain why you chose this specific model for your study and thereby explain why the selected model is suited to the research needs. Consider: </w:t>
             </w:r>
           </w:p>
           <w:p>
             <w:pPr>
               <w:numPr>
                 <w:ilvl w:val="0"/>
-                <w:numId w:val="4"/>
+                <w:numId w:val="5"/>
               </w:numPr>
               <w:spacing w:after="0" w:before="0" w:lineRule="auto"/>
               <w:ind w:left="425.19685039370086" w:hanging="283.464566929134"/>
@@ -3751,7 +4144,7 @@
             <w:pPr>
               <w:numPr>
                 <w:ilvl w:val="0"/>
-                <w:numId w:val="4"/>
+                <w:numId w:val="5"/>
               </w:numPr>
               <w:spacing w:after="0" w:before="0" w:lineRule="auto"/>
               <w:ind w:left="425.19685039370086" w:hanging="283.464566929134"/>
@@ -3787,7 +4180,7 @@
             <w:pPr>
               <w:numPr>
                 <w:ilvl w:val="0"/>
-                <w:numId w:val="4"/>
+                <w:numId w:val="5"/>
               </w:numPr>
               <w:spacing w:after="0" w:before="0" w:lineRule="auto"/>
               <w:ind w:left="425.19685039370086" w:hanging="283.464566929134"/>
@@ -3823,7 +4216,7 @@
             <w:pPr>
               <w:numPr>
                 <w:ilvl w:val="0"/>
-                <w:numId w:val="4"/>
+                <w:numId w:val="5"/>
               </w:numPr>
               <w:spacing w:after="0" w:before="0" w:lineRule="auto"/>
               <w:ind w:left="425.19685039370086" w:hanging="283.464566929134"/>
@@ -3859,7 +4252,7 @@
             <w:pPr>
               <w:numPr>
                 <w:ilvl w:val="0"/>
-                <w:numId w:val="4"/>
+                <w:numId w:val="5"/>
               </w:numPr>
               <w:spacing w:after="0" w:before="0" w:lineRule="auto"/>
               <w:ind w:left="425.19685039370086" w:hanging="283.464566929134"/>
@@ -4098,7 +4491,21 @@
                 <w:szCs w:val="18"/>
                 <w:rtl w:val="0"/>
               </w:rPr>
-              <w:t xml:space="preserve"> Explain how you designed your prompts. For example, did you use a structured format, follow existing design guidelines, or use an automated prompt-optimization tool? </w:t>
+              <w:t xml:space="preserve"> Explain how you designed your prompts. </w:t>
+            </w:r>
+            <w:r>
+              <w:rPr>
+                <w:color w:val="999999"/>
+                <w:sz w:val="18"/>
+                <w:szCs w:val="18"/>
+                <w:rtl w:val="0"/>
+              </w:rPr>
+              <w:t xml:space="preserve">For example, indicate whether you used a structured format (e.g., explicit task description, definitions, step-by-step instructions, and output constraints), followed established prompt engineering guidelines or prior literature, adapted prompts from earlier studies, or relied on automated prompt optimization tools. Clarify whether the design was iterative (e.g., refined through pilot testing or error analysis), whether few-shot examples were included and how they were selected, and whether prompts were standardized across models to ensure comparability.</w:t>
+            </w:r>
+            <w:r>
+              <w:rPr>
+                <w:rtl w:val="0"/>
+              </w:rPr>
             </w:r>
           </w:p>
         </w:tc>
@@ -4857,7 +5264,7 @@
             <w:pPr>
               <w:numPr>
                 <w:ilvl w:val="0"/>
-                <w:numId w:val="3"/>
+                <w:numId w:val="4"/>
               </w:numPr>
               <w:spacing w:after="0" w:before="0" w:lineRule="auto"/>
               <w:ind w:left="425.19685039370086" w:hanging="283.464566929134"/>
@@ -4893,7 +5300,7 @@
             <w:pPr>
               <w:numPr>
                 <w:ilvl w:val="0"/>
-                <w:numId w:val="3"/>
+                <w:numId w:val="4"/>
               </w:numPr>
               <w:spacing w:after="0" w:before="0" w:lineRule="auto"/>
               <w:ind w:left="425.19685039370086" w:hanging="283.464566929134"/>
@@ -4929,7 +5336,7 @@
             <w:pPr>
               <w:numPr>
                 <w:ilvl w:val="0"/>
-                <w:numId w:val="3"/>
+                <w:numId w:val="4"/>
               </w:numPr>
               <w:spacing w:after="0" w:before="0" w:lineRule="auto"/>
               <w:ind w:left="425.19685039370086" w:hanging="283.464566929134"/>
@@ -5037,6 +5444,11 @@
               </w:rPr>
               <w:t xml:space="preserve">ncial costs, or compute time):</w:t>
             </w:r>
+            <w:r>
+              <w:rPr>
+                <w:rtl w:val="0"/>
+              </w:rPr>
+            </w:r>
           </w:p>
           <w:p>
             <w:pPr>
@@ -5065,25 +5477,21 @@
                 <w:szCs w:val="18"/>
                 <w:rtl w:val="0"/>
               </w:rPr>
-              <w:t xml:space="preserve"> Repor</w:t>
-            </w:r>
-            <w:r>
-              <w:rPr>
-                <w:color w:val="999999"/>
-                <w:sz w:val="18"/>
-                <w:szCs w:val="18"/>
-                <w:rtl w:val="0"/>
-              </w:rPr>
-              <w:t xml:space="preserve">t how much computing power or cost yo</w:t>
-            </w:r>
-            <w:r>
-              <w:rPr>
-                <w:color w:val="999999"/>
-                <w:sz w:val="18"/>
-                <w:szCs w:val="18"/>
-                <w:rtl w:val="0"/>
-              </w:rPr>
-              <w:t xml:space="preserve">ur study required (e.g., the number of GPUs, their model, and the runtime), ideally at both study-wide and, if applicable, per-participant levels.</w:t>
+              <w:t xml:space="preserve"> </w:t>
+            </w:r>
+            <w:r>
+              <w:rPr>
+                <w:color w:val="999999"/>
+                <w:sz w:val="18"/>
+                <w:szCs w:val="18"/>
+                <w:rtl w:val="0"/>
+              </w:rPr>
+              <w:t xml:space="preserve">Report the computational resources required for the study. This may include API call counts, total tokens processed, financial costs, runtime, number and type of GPUs/CPUs used, and any other relevant compute metrics.</w:t>
+            </w:r>
+            <w:r>
+              <w:rPr>
+                <w:rtl w:val="0"/>
+              </w:rPr>
             </w:r>
           </w:p>
         </w:tc>
@@ -5202,7 +5610,27 @@
                 <w:szCs w:val="18"/>
                 <w:rtl w:val="0"/>
               </w:rPr>
-              <w:t xml:space="preserve">: Feuerriegel et al. (2025). GUIDE-LLM: A consensus-based reporting checklist for large language models in behavioral and social science. </w:t>
+              <w:t xml:space="preserve">: Feuerriegel, S., Barrie, C., Crockett, M. J., Globig, L. K., McLoughlin, K. L., Mirea, D.-M., Spirling, A., Yang, D., ..., Rathje, S., &amp; Ribeiro, M. H. (2026). </w:t>
+            </w:r>
+            <w:r>
+              <w:rPr>
+                <w:i w:val="1"/>
+                <w:iCs w:val="1"/>
+                <w:color w:val="999999"/>
+                <w:sz w:val="18"/>
+                <w:szCs w:val="18"/>
+                <w:rtl w:val="0"/>
+              </w:rPr>
+              <w:t xml:space="preserve">A consensus-based reporting checklist for large language models in behavioral and social science</w:t>
+            </w:r>
+            <w:r>
+              <w:rPr>
+                <w:color w:val="999999"/>
+                <w:sz w:val="18"/>
+                <w:szCs w:val="18"/>
+                <w:rtl w:val="0"/>
+              </w:rPr>
+              <w:t xml:space="preserve">. </w:t>
             </w:r>
             <w:r>
               <w:rPr>
@@ -5394,7 +5822,7 @@
               <w:szCs w:val="18"/>
               <w:rtl w:val="0"/>
             </w:rPr>
-            <w:t xml:space="preserve">Version: 1.0</w:t>
+            <w:t xml:space="preserve">Version: 1.1</w:t>
           </w:r>
         </w:p>
       </w:tc>
@@ -5855,6 +6283,116 @@
       </w:rPr>
     </w:lvl>
   </w:abstractNum>
+  <w:abstractNum w:abstractNumId="5">
+    <w:lvl w:ilvl="0">
+      <w:start w:val="1"/>
+      <w:numFmt w:val="bullet"/>
+      <w:lvlText w:val="●"/>
+      <w:lvlJc w:val="left"/>
+      <w:pPr>
+        <w:ind w:left="720" w:hanging="360"/>
+      </w:pPr>
+      <w:rPr>
+        <w:u w:val="none"/>
+      </w:rPr>
+    </w:lvl>
+    <w:lvl w:ilvl="1">
+      <w:start w:val="1"/>
+      <w:numFmt w:val="bullet"/>
+      <w:lvlText w:val="○"/>
+      <w:lvlJc w:val="left"/>
+      <w:pPr>
+        <w:ind w:left="1440" w:hanging="360"/>
+      </w:pPr>
+      <w:rPr>
+        <w:u w:val="none"/>
+      </w:rPr>
+    </w:lvl>
+    <w:lvl w:ilvl="2">
+      <w:start w:val="1"/>
+      <w:numFmt w:val="bullet"/>
+      <w:lvlText w:val="■"/>
+      <w:lvlJc w:val="left"/>
+      <w:pPr>
+        <w:ind w:left="2160" w:hanging="360"/>
+      </w:pPr>
+      <w:rPr>
+        <w:u w:val="none"/>
+      </w:rPr>
+    </w:lvl>
+    <w:lvl w:ilvl="3">
+      <w:start w:val="1"/>
+      <w:numFmt w:val="bullet"/>
+      <w:lvlText w:val="●"/>
+      <w:lvlJc w:val="left"/>
+      <w:pPr>
+        <w:ind w:left="2880" w:hanging="360"/>
+      </w:pPr>
+      <w:rPr>
+        <w:u w:val="none"/>
+      </w:rPr>
+    </w:lvl>
+    <w:lvl w:ilvl="4">
+      <w:start w:val="1"/>
+      <w:numFmt w:val="bullet"/>
+      <w:lvlText w:val="○"/>
+      <w:lvlJc w:val="left"/>
+      <w:pPr>
+        <w:ind w:left="3600" w:hanging="360"/>
+      </w:pPr>
+      <w:rPr>
+        <w:u w:val="none"/>
+      </w:rPr>
+    </w:lvl>
+    <w:lvl w:ilvl="5">
+      <w:start w:val="1"/>
+      <w:numFmt w:val="bullet"/>
+      <w:lvlText w:val="■"/>
+      <w:lvlJc w:val="left"/>
+      <w:pPr>
+        <w:ind w:left="4320" w:hanging="360"/>
+      </w:pPr>
+      <w:rPr>
+        <w:u w:val="none"/>
+      </w:rPr>
+    </w:lvl>
+    <w:lvl w:ilvl="6">
+      <w:start w:val="1"/>
+      <w:numFmt w:val="bullet"/>
+      <w:lvlText w:val="●"/>
+      <w:lvlJc w:val="left"/>
+      <w:pPr>
+        <w:ind w:left="5040" w:hanging="360"/>
+      </w:pPr>
+      <w:rPr>
+        <w:u w:val="none"/>
+      </w:rPr>
+    </w:lvl>
+    <w:lvl w:ilvl="7">
+      <w:start w:val="1"/>
+      <w:numFmt w:val="bullet"/>
+      <w:lvlText w:val="○"/>
+      <w:lvlJc w:val="left"/>
+      <w:pPr>
+        <w:ind w:left="5760" w:hanging="360"/>
+      </w:pPr>
+      <w:rPr>
+        <w:u w:val="none"/>
+      </w:rPr>
+    </w:lvl>
+    <w:lvl w:ilvl="8">
+      <w:start w:val="1"/>
+      <w:numFmt w:val="bullet"/>
+      <w:lvlText w:val="■"/>
+      <w:lvlJc w:val="left"/>
+      <w:pPr>
+        <w:ind w:left="6480" w:hanging="360"/>
+      </w:pPr>
+      <w:rPr>
+        <w:u w:val="none"/>
+      </w:rPr>
+    </w:lvl>
+  </w:abstractNum>
   <w:num w:numId="1">
     <w:abstractNumId w:val="1"/>
   </w:num>
@@ -5866,6 +6404,9 @@
   </w:num>
   <w:num w:numId="4">
     <w:abstractNumId w:val="4"/>
+  </w:num>
+  <w:num w:numId="5">
+    <w:abstractNumId w:val="5"/>
   </w:num>
 </w:numbering>
 </file>

--- a/assets/downloads/GUIDE-LLM.docx
+++ b/assets/downloads/GUIDE-LLM.docx
@@ -26,7 +26,27 @@
           <w:szCs w:val="28"/>
           <w:lang w:val="en-US"/>
         </w:rPr>
-        <w:t>A reporting checklist for LLMs in behavioural science</w:t>
+        <w:t xml:space="preserve">A reporting checklist for </w:t>
+      </w:r>
+      <w:r>
+        <w:rPr>
+          <w:b/>
+          <w:bCs/>
+          <w:sz w:val="28"/>
+          <w:szCs w:val="28"/>
+          <w:lang w:val="en-US"/>
+        </w:rPr>
+        <w:t>large language models</w:t>
+      </w:r>
+      <w:r>
+        <w:rPr>
+          <w:b/>
+          <w:bCs/>
+          <w:sz w:val="28"/>
+          <w:szCs w:val="28"/>
+          <w:lang w:val="en-US"/>
+        </w:rPr>
+        <w:t xml:space="preserve"> in behavioural science</w:t>
       </w:r>
     </w:p>
     <w:p>
@@ -824,7 +844,27 @@
                 <w:szCs w:val="18"/>
                 <w:lang w:val="en-US"/>
               </w:rPr>
-              <w:t xml:space="preserve"> Report the exact model names (including provider, version, and date accessed). Avoid generic labels like “ChatGPT” or “GPT-4”; instead, use detailed model names such as </w:t>
+              <w:t xml:space="preserve"> </w:t>
+            </w:r>
+            <w:proofErr w:type="gramStart"/>
+            <w:r>
+              <w:rPr>
+                <w:color w:val="999999"/>
+                <w:sz w:val="18"/>
+                <w:szCs w:val="18"/>
+                <w:lang w:val="en-US"/>
+              </w:rPr>
+              <w:t>Report</w:t>
+            </w:r>
+            <w:proofErr w:type="gramEnd"/>
+            <w:r>
+              <w:rPr>
+                <w:color w:val="999999"/>
+                <w:sz w:val="18"/>
+                <w:szCs w:val="18"/>
+                <w:lang w:val="en-US"/>
+              </w:rPr>
+              <w:t xml:space="preserve"> the exact model names (including provider, version, and date accessed). Avoid generic labels like “ChatGPT” or “GPT-4”; instead, use detailed model names such as </w:t>
             </w:r>
             <w:r>
               <w:rPr>
@@ -1105,7 +1145,27 @@
                 <w:szCs w:val="18"/>
                 <w:lang w:val="en-US"/>
               </w:rPr>
-              <w:t xml:space="preserve"> List any configuration settings that may affect outputs, such as:</w:t>
+              <w:t xml:space="preserve"> </w:t>
+            </w:r>
+            <w:proofErr w:type="gramStart"/>
+            <w:r>
+              <w:rPr>
+                <w:color w:val="999999"/>
+                <w:sz w:val="18"/>
+                <w:szCs w:val="18"/>
+                <w:lang w:val="en-US"/>
+              </w:rPr>
+              <w:t>List</w:t>
+            </w:r>
+            <w:proofErr w:type="gramEnd"/>
+            <w:r>
+              <w:rPr>
+                <w:color w:val="999999"/>
+                <w:sz w:val="18"/>
+                <w:szCs w:val="18"/>
+                <w:lang w:val="en-US"/>
+              </w:rPr>
+              <w:t xml:space="preserve"> any configuration settings that may affect outputs, such as:</w:t>
             </w:r>
           </w:p>
           <w:p>
@@ -1771,7 +1831,27 @@
                 <w:szCs w:val="18"/>
                 <w:lang w:val="en-US"/>
               </w:rPr>
-              <w:t>The goal is to specify any added customizations or provider-specific features that meaningfully shape system behavior in order to enable others to understand and accurately reproduce your setup.</w:t>
+              <w:t xml:space="preserve">The goal is to specify any added customizations or provider-specific features that meaningfully shape system behavior </w:t>
+            </w:r>
+            <w:proofErr w:type="gramStart"/>
+            <w:r>
+              <w:rPr>
+                <w:color w:val="999999"/>
+                <w:sz w:val="18"/>
+                <w:szCs w:val="18"/>
+                <w:lang w:val="en-US"/>
+              </w:rPr>
+              <w:t>in order to</w:t>
+            </w:r>
+            <w:proofErr w:type="gramEnd"/>
+            <w:r>
+              <w:rPr>
+                <w:color w:val="999999"/>
+                <w:sz w:val="18"/>
+                <w:szCs w:val="18"/>
+                <w:lang w:val="en-US"/>
+              </w:rPr>
+              <w:t xml:space="preserve"> enable others to understand and accurately reproduce your setup.</w:t>
             </w:r>
           </w:p>
         </w:tc>
@@ -2256,7 +2336,27 @@
                 <w:szCs w:val="18"/>
                 <w:lang w:val="en-US"/>
               </w:rPr>
-              <w:t>text of prompts you used, including in-context examples or demonstrations provided to the LLM. Even small wording changes, formatting, or ordering of examples can substantially affect outputs. If full prompts cannot be shared (e.g., due to privacy or length), include a redacted or representative example or link to the full prompt in a repository (e.g., OSF, GitHub). If prompts were iteratively refined during the study, document the nature and extent of these refinements, including whether changes were pre-specified or made in response to interim outputs, to ensure transparency regarding potential optimization or selective reporting.</w:t>
+              <w:t xml:space="preserve">text of prompts you used, including in-context examples or demonstrations provided to </w:t>
+            </w:r>
+            <w:proofErr w:type="gramStart"/>
+            <w:r>
+              <w:rPr>
+                <w:color w:val="999999"/>
+                <w:sz w:val="18"/>
+                <w:szCs w:val="18"/>
+                <w:lang w:val="en-US"/>
+              </w:rPr>
+              <w:t>the LLM</w:t>
+            </w:r>
+            <w:proofErr w:type="gramEnd"/>
+            <w:r>
+              <w:rPr>
+                <w:color w:val="999999"/>
+                <w:sz w:val="18"/>
+                <w:szCs w:val="18"/>
+                <w:lang w:val="en-US"/>
+              </w:rPr>
+              <w:t>. Even small wording changes, formatting, or ordering of examples can substantially affect outputs. If full prompts cannot be shared (e.g., due to privacy or length), include a redacted or representative example or link to the full prompt in a repository (e.g., OSF, GitHub). If prompts were iteratively refined during the study, document the nature and extent of these refinements, including whether changes were pre-specified or made in response to interim outputs, to ensure transparency regarding potential optimization or selective reporting.</w:t>
             </w:r>
           </w:p>
         </w:tc>
@@ -2599,7 +2699,27 @@
                 <w:szCs w:val="18"/>
                 <w:lang w:val="en-US"/>
               </w:rPr>
-              <w:t xml:space="preserve">For context, some providers (e.g., OpenAI) may log or inspect prompts even when the data are not used for model training. For sensitive datasets, zero-retention configurations may be required (e.g., the </w:t>
+              <w:t xml:space="preserve">For context, some providers (e.g., OpenAI) may log or inspect prompts even when the data </w:t>
+            </w:r>
+            <w:proofErr w:type="gramStart"/>
+            <w:r>
+              <w:rPr>
+                <w:color w:val="999999"/>
+                <w:sz w:val="18"/>
+                <w:szCs w:val="18"/>
+                <w:lang w:val="en-US"/>
+              </w:rPr>
+              <w:t>are</w:t>
+            </w:r>
+            <w:proofErr w:type="gramEnd"/>
+            <w:r>
+              <w:rPr>
+                <w:color w:val="999999"/>
+                <w:sz w:val="18"/>
+                <w:szCs w:val="18"/>
+                <w:lang w:val="en-US"/>
+              </w:rPr>
+              <w:t xml:space="preserve"> not used for model training. For sensitive datasets, zero-retention configurations may be required (e.g., the </w:t>
             </w:r>
             <w:hyperlink r:id="rId7">
               <w:r>
@@ -3092,7 +3212,27 @@
                 <w:szCs w:val="18"/>
                 <w:lang w:val="en-US"/>
               </w:rPr>
-              <w:t xml:space="preserve"> Describe any steps you took to clean or reformat LLM outputs (e.g., converting “positive/neutral/negative” to numeric codes, handling missing values, removing malformed entries). State how you handled inconsistent or unusable outputs and whether corrections were made with an automated script or manually. For example, when generating quantitative estimates (e.g., word counts, probabilities, or durations), the model may return values embedded in free text (e.g., “3.5 seconds”) that require parsing and conversion into standardized numerical units. Post-processing steps should be described clearly, including how formatting errors, null responses, or inconsistent output structures were handled, whether automated scripts or manual corrections were used, and whether any data were excluded or reinterpreted as a result. Report how outputs were selected, extracted, or consolidated when multiple generations were produced.</w:t>
+              <w:t xml:space="preserve"> Describe any steps you took to clean or reformat LLM outputs (e.g., converting “positive/neutral/negative” to numeric codes, handling missing values, removing malformed entries). State how you handled inconsistent or unusable outputs and whether corrections were made with an automated script or manually. For example, when generating quantitative estimates (e.g., word counts, probabilities, or durations), the model may return values embedded in free text (e.g., “3.5 seconds”) that require parsing and conversion into standardized numerical units. Post-processing steps should be described clearly, including how formatting errors, null responses, or inconsistent output structures were handled, whether automated scripts or manual corrections were used, and whether any data were excluded or reinterpreted as a result. </w:t>
+            </w:r>
+            <w:proofErr w:type="gramStart"/>
+            <w:r>
+              <w:rPr>
+                <w:color w:val="999999"/>
+                <w:sz w:val="18"/>
+                <w:szCs w:val="18"/>
+                <w:lang w:val="en-US"/>
+              </w:rPr>
+              <w:t>Report</w:t>
+            </w:r>
+            <w:proofErr w:type="gramEnd"/>
+            <w:r>
+              <w:rPr>
+                <w:color w:val="999999"/>
+                <w:sz w:val="18"/>
+                <w:szCs w:val="18"/>
+                <w:lang w:val="en-US"/>
+              </w:rPr>
+              <w:t xml:space="preserve"> how outputs were selected, extracted, or consolidated when multiple generations were produced.</w:t>
             </w:r>
           </w:p>
         </w:tc>
@@ -3576,7 +3716,27 @@
                 <w:szCs w:val="18"/>
                 <w:lang w:val="en-US"/>
               </w:rPr>
-              <w:t xml:space="preserve"> Disclose any current or past funding, support, or other relevant relationships with entities that have a financial interest in LLMs (this includes not just AI companies like OpenAI, Anthropic, but also tech companies developing or investing in AI, e.g., Google, Meta, Microsoft). This could include (but is not limited to): research funding from or collaborative research with a company with an interest in LLMs for this project or any other project within the past years; in-kind access to compute or models; current or former professional affiliations with a company with an interest in LLMs; personal investments (e.g., stocks) in companies with an interest in LLMs; familial relationship with an employee of a company with an interest in LLMs; etc. Disclose these relationships regardless of whether or not you believe they impacted the research. </w:t>
+              <w:t xml:space="preserve"> Disclose any current or past funding, support, or other relevant relationships with entities that have a financial interest in LLMs (this includes not just AI companies like OpenAI, Anthropic, but also tech companies developing or investing in AI, e.g., Google, Meta, Microsoft). This could include (but is not limited to): research funding from or collaborative research with a company with an interest in LLMs for this project or any other project within the past years; in-kind access to compute or models; current or former professional affiliations with a company with an interest in LLMs; personal investments (e.g., stocks) in companies with an interest in LLMs; familial relationship with an employee of a company with an interest in LLMs; etc. Disclose these relationships regardless of </w:t>
+            </w:r>
+            <w:proofErr w:type="gramStart"/>
+            <w:r>
+              <w:rPr>
+                <w:color w:val="999999"/>
+                <w:sz w:val="18"/>
+                <w:szCs w:val="18"/>
+                <w:lang w:val="en-US"/>
+              </w:rPr>
+              <w:t>whether or not</w:t>
+            </w:r>
+            <w:proofErr w:type="gramEnd"/>
+            <w:r>
+              <w:rPr>
+                <w:color w:val="999999"/>
+                <w:sz w:val="18"/>
+                <w:szCs w:val="18"/>
+                <w:lang w:val="en-US"/>
+              </w:rPr>
+              <w:t xml:space="preserve"> you believe they impacted the research. </w:t>
             </w:r>
           </w:p>
         </w:tc>
@@ -3831,7 +3991,27 @@
                 <w:szCs w:val="18"/>
                 <w:lang w:val="en-US"/>
               </w:rPr>
-              <w:t xml:space="preserve"> Explain why this model’s accuracy or size was appropriate for the research task, and, if relevant, consider compute cost, scalability, and real-time feasibility.</w:t>
+              <w:t xml:space="preserve"> Explain why this model’s accuracy or size was appropriate for the research task, and, if relevant, consider </w:t>
+            </w:r>
+            <w:proofErr w:type="gramStart"/>
+            <w:r>
+              <w:rPr>
+                <w:color w:val="999999"/>
+                <w:sz w:val="18"/>
+                <w:szCs w:val="18"/>
+                <w:lang w:val="en-US"/>
+              </w:rPr>
+              <w:t>compute</w:t>
+            </w:r>
+            <w:proofErr w:type="gramEnd"/>
+            <w:r>
+              <w:rPr>
+                <w:color w:val="999999"/>
+                <w:sz w:val="18"/>
+                <w:szCs w:val="18"/>
+                <w:lang w:val="en-US"/>
+              </w:rPr>
+              <w:t xml:space="preserve"> cost, scalability, and real-time feasibility.</w:t>
             </w:r>
           </w:p>
           <w:p>
@@ -4007,7 +4187,21 @@
               <w:rPr>
                 <w:lang w:val="en-US"/>
               </w:rPr>
-              <w:t xml:space="preserve">☐ Performance  – Description: </w:t>
+              <w:t xml:space="preserve">☐ </w:t>
+            </w:r>
+            <w:proofErr w:type="gramStart"/>
+            <w:r>
+              <w:rPr>
+                <w:lang w:val="en-US"/>
+              </w:rPr>
+              <w:t>Performance  –</w:t>
+            </w:r>
+            <w:proofErr w:type="gramEnd"/>
+            <w:r>
+              <w:rPr>
+                <w:lang w:val="en-US"/>
+              </w:rPr>
+              <w:t xml:space="preserve"> Description: </w:t>
             </w:r>
           </w:p>
           <w:p>
@@ -4270,7 +4464,21 @@
               <w:rPr>
                 <w:lang w:val="en-US"/>
               </w:rPr>
-              <w:t>Comparison against other methods/LLMs:</w:t>
+              <w:t xml:space="preserve">Comparison </w:t>
+            </w:r>
+            <w:proofErr w:type="gramStart"/>
+            <w:r>
+              <w:rPr>
+                <w:lang w:val="en-US"/>
+              </w:rPr>
+              <w:t>against</w:t>
+            </w:r>
+            <w:proofErr w:type="gramEnd"/>
+            <w:r>
+              <w:rPr>
+                <w:lang w:val="en-US"/>
+              </w:rPr>
+              <w:t xml:space="preserve"> other methods/LLMs:</w:t>
             </w:r>
           </w:p>
           <w:p>
@@ -4301,7 +4509,27 @@
                 <w:szCs w:val="18"/>
                 <w:lang w:val="en-US"/>
               </w:rPr>
-              <w:t xml:space="preserve"> If you compared different models, prompts, or methods, describe how you made the comparison and what criteria you used (e.g., accuracy). State whether you used the same inputs across methods and how you ensured fair comparison. If you considered but excluded alternative methods/LLMs, briefly explain why. If such comparisons are made, report the exact benchmarking procedure and the level of agreement between methods. If other LLMs or methods were considered but not used, briefly explain the rationale (e.g., cost, access, performance, or ethical considerations).</w:t>
+              <w:t xml:space="preserve"> If you </w:t>
+            </w:r>
+            <w:proofErr w:type="gramStart"/>
+            <w:r>
+              <w:rPr>
+                <w:color w:val="999999"/>
+                <w:sz w:val="18"/>
+                <w:szCs w:val="18"/>
+                <w:lang w:val="en-US"/>
+              </w:rPr>
+              <w:t>compared</w:t>
+            </w:r>
+            <w:proofErr w:type="gramEnd"/>
+            <w:r>
+              <w:rPr>
+                <w:color w:val="999999"/>
+                <w:sz w:val="18"/>
+                <w:szCs w:val="18"/>
+                <w:lang w:val="en-US"/>
+              </w:rPr>
+              <w:t xml:space="preserve"> different models, prompts, or methods, describe how you made the comparison and what criteria you used (e.g., accuracy). State whether you used the same inputs across methods and how you ensured fair comparison. If you considered but excluded alternative methods/LLMs, briefly explain why. If such comparisons are made, report the exact benchmarking procedure and the level of agreement between methods. If other LLMs or methods were considered but not used, briefly explain the rationale (e.g., cost, access, performance, or ethical considerations).</w:t>
             </w:r>
           </w:p>
         </w:tc>
@@ -4847,7 +5075,27 @@
                 <w:szCs w:val="18"/>
                 <w:lang w:val="en-US"/>
               </w:rPr>
-              <w:t xml:space="preserve"> foreseeable harms (emotional, reputational, financial, environmental), inclusion/exclusion criteria, effects on vulnerable groups, accessibility, use of deception and debriefing, autonomy and informed consent (including clear disclosure of AI involvement).</w:t>
+              <w:t xml:space="preserve"> foreseeable </w:t>
+            </w:r>
+            <w:proofErr w:type="gramStart"/>
+            <w:r>
+              <w:rPr>
+                <w:color w:val="999999"/>
+                <w:sz w:val="18"/>
+                <w:szCs w:val="18"/>
+                <w:lang w:val="en-US"/>
+              </w:rPr>
+              <w:t>harms</w:t>
+            </w:r>
+            <w:proofErr w:type="gramEnd"/>
+            <w:r>
+              <w:rPr>
+                <w:color w:val="999999"/>
+                <w:sz w:val="18"/>
+                <w:szCs w:val="18"/>
+                <w:lang w:val="en-US"/>
+              </w:rPr>
+              <w:t xml:space="preserve"> (emotional, reputational, financial, environmental), inclusion/exclusion criteria, effects on vulnerable groups, accessibility, use of deception and debriefing, autonomy and informed consent (including clear disclosure of AI involvement).</w:t>
             </w:r>
           </w:p>
           <w:p>
@@ -5012,7 +5260,27 @@
                 <w:szCs w:val="18"/>
                 <w:lang w:val="en-US"/>
               </w:rPr>
-              <w:t xml:space="preserve"> Report the computational resources required for the study. This may include API call counts, total tokens processed, financial costs, runtime, number and type of GPUs/CPUs used, and any other relevant compute metrics.</w:t>
+              <w:t xml:space="preserve"> </w:t>
+            </w:r>
+            <w:proofErr w:type="gramStart"/>
+            <w:r>
+              <w:rPr>
+                <w:color w:val="999999"/>
+                <w:sz w:val="18"/>
+                <w:szCs w:val="18"/>
+                <w:lang w:val="en-US"/>
+              </w:rPr>
+              <w:t>Report</w:t>
+            </w:r>
+            <w:proofErr w:type="gramEnd"/>
+            <w:r>
+              <w:rPr>
+                <w:color w:val="999999"/>
+                <w:sz w:val="18"/>
+                <w:szCs w:val="18"/>
+                <w:lang w:val="en-US"/>
+              </w:rPr>
+              <w:t xml:space="preserve"> the computational resources required for the study. This may include API call counts, total tokens processed, financial costs, runtime, number and type of GPUs/CPUs used, and any other relevant compute metrics.</w:t>
             </w:r>
           </w:p>
         </w:tc>
@@ -5146,25 +5414,7 @@
                 <w:szCs w:val="18"/>
                 <w:lang w:val="en-US"/>
               </w:rPr>
-              <w:t>A reporting checklist for LLMs in behavioural science</w:t>
-            </w:r>
-            <w:r>
-              <w:rPr>
-                <w:color w:val="999999"/>
-                <w:sz w:val="18"/>
-                <w:szCs w:val="18"/>
-                <w:lang w:val="en-US"/>
-              </w:rPr>
-              <w:t>.</w:t>
-            </w:r>
-            <w:r>
-              <w:rPr>
-                <w:color w:val="999999"/>
-                <w:sz w:val="18"/>
-                <w:szCs w:val="18"/>
-                <w:lang w:val="en-US"/>
-              </w:rPr>
-              <w:t xml:space="preserve"> In: </w:t>
+              <w:t xml:space="preserve">A reporting checklist for </w:t>
             </w:r>
             <w:r>
               <w:rPr>
@@ -5175,7 +5425,18 @@
                 <w:szCs w:val="18"/>
                 <w:lang w:val="en-US"/>
               </w:rPr>
-              <w:t>Nature Human Behaviour</w:t>
+              <w:t>large language models</w:t>
+            </w:r>
+            <w:r>
+              <w:rPr>
+                <w:i/>
+                <w:iCs/>
+                <w:color w:val="999999"/>
+                <w:sz w:val="18"/>
+                <w:szCs w:val="18"/>
+                <w:lang w:val="en-US"/>
+              </w:rPr>
+              <w:t xml:space="preserve"> in behavioural science</w:t>
             </w:r>
             <w:r>
               <w:rPr>
@@ -5193,7 +5454,58 @@
                 <w:szCs w:val="18"/>
                 <w:lang w:val="en-US"/>
               </w:rPr>
-              <w:t xml:space="preserve">. DOI: </w:t>
+              <w:t xml:space="preserve"> In: </w:t>
+            </w:r>
+            <w:r>
+              <w:rPr>
+                <w:i/>
+                <w:iCs/>
+                <w:color w:val="999999"/>
+                <w:sz w:val="18"/>
+                <w:szCs w:val="18"/>
+                <w:lang w:val="en-US"/>
+              </w:rPr>
+              <w:t xml:space="preserve">Nature Human </w:t>
+            </w:r>
+            <w:proofErr w:type="gramStart"/>
+            <w:r>
+              <w:rPr>
+                <w:i/>
+                <w:iCs/>
+                <w:color w:val="999999"/>
+                <w:sz w:val="18"/>
+                <w:szCs w:val="18"/>
+                <w:lang w:val="en-US"/>
+              </w:rPr>
+              <w:t>Behaviour</w:t>
+            </w:r>
+            <w:r>
+              <w:rPr>
+                <w:color w:val="999999"/>
+                <w:sz w:val="18"/>
+                <w:szCs w:val="18"/>
+                <w:lang w:val="en-US"/>
+              </w:rPr>
+              <w:t>.</w:t>
+            </w:r>
+            <w:r>
+              <w:rPr>
+                <w:color w:val="999999"/>
+                <w:sz w:val="18"/>
+                <w:szCs w:val="18"/>
+                <w:lang w:val="en-US"/>
+              </w:rPr>
+              <w:t>.</w:t>
+            </w:r>
+            <w:proofErr w:type="gramEnd"/>
+            <w:r>
+              <w:rPr>
+                <w:color w:val="999999"/>
+                <w:sz w:val="18"/>
+                <w:szCs w:val="18"/>
+                <w:lang w:val="en-US"/>
+              </w:rPr>
+              <w:t xml:space="preserve"> DOI: </w:t>
             </w:r>
             <w:r>
               <w:rPr>
@@ -6507,6 +6819,7 @@
   <w:style w:type="character" w:default="1" w:styleId="DefaultParagraphFont">
     <w:name w:val="Default Paragraph Font"/>
     <w:uiPriority w:val="1"/>
+    <w:semiHidden/>
     <w:unhideWhenUsed/>
   </w:style>
   <w:style w:type="table" w:default="1" w:styleId="TableNormal">
